--- a/docs/Budgets/NUEVOS PRESUPUESTOS PARA IMPRIMIR/PRESUPUESTO FIV CON OVULOS DONADOS Y SEMEN DONADO.docx
+++ b/docs/Budgets/NUEVOS PRESUPUESTOS PARA IMPRIMIR/PRESUPUESTO FIV CON OVULOS DONADOS Y SEMEN DONADO.docx
@@ -70,7 +70,7 @@
           <w:highlight w:val="white"/>
           <w:rtl w:val="0"/>
         </w:rPr>
-        <w:t xml:space="preserve">Santacruz Estela, Naama Elizabeth</w:t>
+        <w:t>Paciente de Ejemplo</w:t>
       </w:r>
       <w:r>
         <w:rPr>
